--- a/A Hash Table Without Hash Functions, and How to Get the Most Out of Your Random Bits.docx
+++ b/A Hash Table Without Hash Functions, and How to Get the Most Out of Your Random Bits.docx
@@ -4,6 +4,348 @@
   <w:body>
     <w:p>
       <w:pPr>
+        <w:jc w:val="center"/>
+        <w:rPr>
+          <w:rFonts w:hint="eastAsia"/>
+          <w:sz w:val="36"/>
+          <w:szCs w:val="36"/>
+        </w:rPr>
+      </w:pPr>
+      <w:r>
+        <w:rPr>
+          <w:rFonts w:hint="eastAsia"/>
+          <w:sz w:val="36"/>
+          <w:szCs w:val="36"/>
+        </w:rPr>
+        <w:t>A Hash Table Without Hash Functions, and How to Get the Most Out of Your Random Bits</w:t>
+      </w:r>
+    </w:p>
+    <w:p>
+      <w:pPr>
+        <w:rPr>
+          <w:rFonts w:ascii="宋体" w:eastAsia="宋体" w:hAnsi="宋体" w:hint="eastAsia"/>
+          <w:szCs w:val="22"/>
+        </w:rPr>
+      </w:pPr>
+      <w:r>
+        <w:rPr>
+          <w:rFonts w:ascii="宋体" w:eastAsia="宋体" w:hAnsi="宋体" w:hint="eastAsia"/>
+          <w:szCs w:val="22"/>
+        </w:rPr>
+        <w:t>本文研究一个基础问题：</w:t>
+      </w:r>
+    </w:p>
+    <w:p>
+      <w:pPr>
+        <w:rPr>
+          <w:rFonts w:ascii="宋体" w:eastAsia="宋体" w:hAnsi="宋体"/>
+          <w:szCs w:val="22"/>
+        </w:rPr>
+      </w:pPr>
+      <w:r>
+        <w:rPr>
+          <w:rFonts w:ascii="宋体" w:eastAsia="宋体" w:hAnsi="宋体" w:hint="eastAsia"/>
+          <w:szCs w:val="22"/>
+        </w:rPr>
+        <w:t>一个存储</w:t>
+      </w:r>
+      <w:r>
+        <w:rPr>
+          <w:rFonts w:ascii="宋体" w:eastAsia="宋体" w:hAnsi="宋体"/>
+          <w:szCs w:val="22"/>
+        </w:rPr>
+        <w:t xml:space="preserve"> n</w:t>
+      </w:r>
+      <w:proofErr w:type="gramStart"/>
+      <w:r>
+        <w:rPr>
+          <w:rFonts w:ascii="宋体" w:eastAsia="宋体" w:hAnsi="宋体"/>
+          <w:szCs w:val="22"/>
+        </w:rPr>
+        <w:t>个</w:t>
+      </w:r>
+      <w:proofErr w:type="gramEnd"/>
+      <w:r>
+        <w:rPr>
+          <w:rFonts w:ascii="宋体" w:eastAsia="宋体" w:hAnsi="宋体"/>
+          <w:szCs w:val="22"/>
+        </w:rPr>
+        <w:t>大小为 (1+Θ(1))</w:t>
+      </w:r>
+      <w:proofErr w:type="spellStart"/>
+      <w:r>
+        <w:rPr>
+          <w:rFonts w:ascii="宋体" w:eastAsia="宋体" w:hAnsi="宋体"/>
+          <w:szCs w:val="22"/>
+        </w:rPr>
+        <w:t>log</w:t>
+      </w:r>
+      <w:r>
+        <w:rPr>
+          <w:rFonts w:ascii="Cambria Math" w:eastAsia="宋体" w:hAnsi="Cambria Math" w:cs="Cambria Math"/>
+          <w:szCs w:val="22"/>
+        </w:rPr>
+        <w:t>⁡</w:t>
+      </w:r>
+      <w:r>
+        <w:rPr>
+          <w:rFonts w:ascii="宋体" w:eastAsia="宋体" w:hAnsi="宋体"/>
+          <w:szCs w:val="22"/>
+        </w:rPr>
+        <w:t>n</w:t>
+      </w:r>
+      <w:proofErr w:type="spellEnd"/>
+      <w:r>
+        <w:rPr>
+          <w:rFonts w:ascii="宋体" w:eastAsia="宋体" w:hAnsi="宋体"/>
+          <w:szCs w:val="22"/>
+        </w:rPr>
+        <w:t>比特的键值对（key/value pair）的哈希表，能够提供多强的概率保证？</w:t>
+      </w:r>
+    </w:p>
+    <w:p>
+      <w:pPr>
+        <w:rPr>
+          <w:rFonts w:ascii="宋体" w:eastAsia="宋体" w:hAnsi="宋体" w:hint="eastAsia"/>
+          <w:szCs w:val="22"/>
+        </w:rPr>
+      </w:pPr>
+      <w:r>
+        <w:rPr>
+          <w:rFonts w:ascii="宋体" w:eastAsia="宋体" w:hAnsi="宋体" w:hint="eastAsia"/>
+          <w:szCs w:val="22"/>
+        </w:rPr>
+        <w:t>过去关于该问题的研究一直受到已知哈希函数</w:t>
+      </w:r>
+      <w:proofErr w:type="gramStart"/>
+      <w:r>
+        <w:rPr>
+          <w:rFonts w:ascii="宋体" w:eastAsia="宋体" w:hAnsi="宋体" w:hint="eastAsia"/>
+          <w:szCs w:val="22"/>
+        </w:rPr>
+        <w:t>族能力</w:t>
+      </w:r>
+      <w:proofErr w:type="gramEnd"/>
+      <w:r>
+        <w:rPr>
+          <w:rFonts w:ascii="宋体" w:eastAsia="宋体" w:hAnsi="宋体" w:hint="eastAsia"/>
+          <w:szCs w:val="22"/>
+        </w:rPr>
+        <w:t>限制，目前，所有能够达到低于 1/2polylog(n)失败概率的哈希表，都需要访问完全随机的哈希函数。然而，如果使用目前已知的</w:t>
+      </w:r>
+      <w:proofErr w:type="gramStart"/>
+      <w:r>
+        <w:rPr>
+          <w:rFonts w:ascii="宋体" w:eastAsia="宋体" w:hAnsi="宋体" w:hint="eastAsia"/>
+          <w:szCs w:val="22"/>
+        </w:rPr>
+        <w:t>显式哈希</w:t>
+      </w:r>
+      <w:proofErr w:type="gramEnd"/>
+      <w:r>
+        <w:rPr>
+          <w:rFonts w:ascii="宋体" w:eastAsia="宋体" w:hAnsi="宋体" w:hint="eastAsia"/>
+          <w:szCs w:val="22"/>
+        </w:rPr>
+        <w:t>函数族来实现这些哈希表，它们的失败概率会退化到：1/poly(n)级别。</w:t>
+      </w:r>
+    </w:p>
+    <w:p>
+      <w:pPr>
+        <w:rPr>
+          <w:rFonts w:ascii="宋体" w:eastAsia="宋体" w:hAnsi="宋体" w:hint="eastAsia"/>
+          <w:szCs w:val="22"/>
+        </w:rPr>
+      </w:pPr>
+      <w:r>
+        <w:rPr>
+          <w:rFonts w:ascii="宋体" w:eastAsia="宋体" w:hAnsi="宋体" w:hint="eastAsia"/>
+          <w:szCs w:val="22"/>
+        </w:rPr>
+        <w:t xml:space="preserve">为了绕过这些限制，本文展示了一种随机化数据结构的构造方法，它能够提供与传统哈希表相同的功能保证，但它避免直接使用哈希函数。 </w:t>
+      </w:r>
+    </w:p>
+    <w:p>
+      <w:pPr>
+        <w:rPr>
+          <w:rFonts w:ascii="宋体" w:eastAsia="宋体" w:hAnsi="宋体" w:hint="eastAsia"/>
+          <w:szCs w:val="22"/>
+        </w:rPr>
+      </w:pPr>
+      <w:r>
+        <w:rPr>
+          <w:rFonts w:ascii="宋体" w:eastAsia="宋体" w:hAnsi="宋体" w:hint="eastAsia"/>
+          <w:szCs w:val="22"/>
+        </w:rPr>
+        <w:t>基于这一方法，本文构造了一种哈希表：</w:t>
+      </w:r>
+    </w:p>
+    <w:p>
+      <w:pPr>
+        <w:pStyle w:val="a9"/>
+        <w:ind w:left="440"/>
+        <w:rPr>
+          <w:rFonts w:ascii="宋体" w:eastAsia="宋体" w:hAnsi="宋体"/>
+          <w:szCs w:val="22"/>
+        </w:rPr>
+      </w:pPr>
+      <w:r>
+        <w:rPr>
+          <w:rFonts w:ascii="宋体" w:eastAsia="宋体" w:hAnsi="宋体"/>
+          <w:szCs w:val="22"/>
+        </w:rPr>
+        <w:t>使用 O(n)</w:t>
+      </w:r>
+      <w:proofErr w:type="gramStart"/>
+      <w:r>
+        <w:rPr>
+          <w:rFonts w:ascii="宋体" w:eastAsia="宋体" w:hAnsi="宋体"/>
+          <w:szCs w:val="22"/>
+        </w:rPr>
+        <w:t>个</w:t>
+      </w:r>
+      <w:proofErr w:type="gramEnd"/>
+      <w:r>
+        <w:rPr>
+          <w:rFonts w:ascii="宋体" w:eastAsia="宋体" w:hAnsi="宋体"/>
+          <w:szCs w:val="22"/>
+        </w:rPr>
+        <w:t xml:space="preserve">随机比特； </w:t>
+      </w:r>
+    </w:p>
+    <w:p>
+      <w:pPr>
+        <w:pStyle w:val="a9"/>
+        <w:numPr>
+          <w:ilvl w:val="0"/>
+          <w:numId w:val="1"/>
+        </w:numPr>
+        <w:rPr>
+          <w:rFonts w:ascii="宋体" w:eastAsia="宋体" w:hAnsi="宋体"/>
+          <w:szCs w:val="22"/>
+        </w:rPr>
+      </w:pPr>
+      <w:r>
+        <w:rPr>
+          <w:rFonts w:ascii="宋体" w:eastAsia="宋体" w:hAnsi="宋体" w:hint="eastAsia"/>
+          <w:szCs w:val="22"/>
+        </w:rPr>
+        <w:t xml:space="preserve"> </w:t>
+      </w:r>
+      <w:r>
+        <w:rPr>
+          <w:rFonts w:ascii="宋体" w:eastAsia="宋体" w:hAnsi="宋体"/>
+          <w:szCs w:val="22"/>
+        </w:rPr>
+        <w:t>对任意给定的正常数 ε，其失败概率达到：1nn1</w:t>
+      </w:r>
+      <w:r>
+        <w:rPr>
+          <w:rFonts w:ascii="Cambria Math" w:eastAsia="宋体" w:hAnsi="Cambria Math" w:cs="Cambria Math"/>
+          <w:szCs w:val="22"/>
+        </w:rPr>
+        <w:t>−</w:t>
+      </w:r>
+      <w:r>
+        <w:rPr>
+          <w:rFonts w:ascii="宋体" w:eastAsia="宋体" w:hAnsi="宋体" w:cs="等线" w:hint="eastAsia"/>
+          <w:szCs w:val="22"/>
+        </w:rPr>
+        <w:t>ε</w:t>
+      </w:r>
+      <w:r>
+        <w:rPr>
+          <w:rFonts w:ascii="宋体" w:eastAsia="宋体" w:hAnsi="宋体"/>
+          <w:szCs w:val="22"/>
+        </w:rPr>
+        <w:t xml:space="preserve"> 这一数量级。</w:t>
+      </w:r>
+    </w:p>
+    <w:p>
+      <w:pPr>
+        <w:rPr>
+          <w:rFonts w:ascii="宋体" w:eastAsia="宋体" w:hAnsi="宋体" w:hint="eastAsia"/>
+          <w:szCs w:val="22"/>
+        </w:rPr>
+      </w:pPr>
+      <w:r>
+        <w:rPr>
+          <w:rFonts w:ascii="宋体" w:eastAsia="宋体" w:hAnsi="宋体" w:hint="eastAsia"/>
+          <w:szCs w:val="22"/>
+        </w:rPr>
+        <w:t>本文进一步证明，即使是紧凑字典（succinct dictionary）也能够达到这一保证。</w:t>
+      </w:r>
+    </w:p>
+    <w:p>
+      <w:pPr>
+        <w:rPr>
+          <w:rFonts w:ascii="宋体" w:eastAsia="宋体" w:hAnsi="宋体"/>
+          <w:szCs w:val="22"/>
+        </w:rPr>
+      </w:pPr>
+      <w:r>
+        <w:rPr>
+          <w:rFonts w:ascii="宋体" w:eastAsia="宋体" w:hAnsi="宋体" w:hint="eastAsia"/>
+          <w:szCs w:val="22"/>
+        </w:rPr>
+        <w:t>最后，本文还构造了一种具有另一种极端概率特性的紧凑哈希表，它只使用</w:t>
+      </w:r>
+      <w:r>
+        <w:rPr>
+          <w:rFonts w:ascii="宋体" w:eastAsia="宋体" w:hAnsi="宋体"/>
+          <w:szCs w:val="22"/>
+        </w:rPr>
+        <w:t>O(</w:t>
+      </w:r>
+      <w:proofErr w:type="spellStart"/>
+      <w:r>
+        <w:rPr>
+          <w:rFonts w:ascii="宋体" w:eastAsia="宋体" w:hAnsi="宋体"/>
+          <w:szCs w:val="22"/>
+        </w:rPr>
+        <w:t>log</w:t>
+      </w:r>
+      <w:r>
+        <w:rPr>
+          <w:rFonts w:ascii="Cambria Math" w:eastAsia="宋体" w:hAnsi="Cambria Math" w:cs="Cambria Math"/>
+          <w:szCs w:val="22"/>
+        </w:rPr>
+        <w:t>⁡</w:t>
+      </w:r>
+      <w:r>
+        <w:rPr>
+          <w:rFonts w:ascii="宋体" w:eastAsia="宋体" w:hAnsi="宋体"/>
+          <w:szCs w:val="22"/>
+        </w:rPr>
+        <w:t>n</w:t>
+      </w:r>
+      <w:proofErr w:type="spellEnd"/>
+      <w:r>
+        <w:rPr>
+          <w:rFonts w:ascii="宋体" w:eastAsia="宋体" w:hAnsi="宋体"/>
+          <w:szCs w:val="22"/>
+        </w:rPr>
+        <w:t>)</w:t>
+      </w:r>
+      <w:proofErr w:type="gramStart"/>
+      <w:r>
+        <w:rPr>
+          <w:rFonts w:ascii="宋体" w:eastAsia="宋体" w:hAnsi="宋体"/>
+          <w:szCs w:val="22"/>
+        </w:rPr>
+        <w:t>个</w:t>
+      </w:r>
+      <w:proofErr w:type="gramEnd"/>
+      <w:r>
+        <w:rPr>
+          <w:rFonts w:ascii="宋体" w:eastAsia="宋体" w:hAnsi="宋体"/>
+          <w:szCs w:val="22"/>
+        </w:rPr>
+        <w:t>随机比特，同时保持1/poly(n)级别的失败概率。</w:t>
+      </w:r>
+    </w:p>
+    <w:p>
+      <w:pPr>
         <w:rPr>
           <w:rFonts w:hint="eastAsia"/>
         </w:rPr>
@@ -13,10 +355,192 @@
       <w:pgSz w:w="11906" w:h="16838"/>
       <w:pgMar w:top="1440" w:right="1800" w:bottom="1440" w:left="1800" w:header="851" w:footer="992" w:gutter="0"/>
       <w:cols w:space="425"/>
-      <w:docGrid w:linePitch="360"/>
+      <w:docGrid w:type="lines" w:linePitch="312"/>
     </w:sectPr>
   </w:body>
 </w:document>
+</file>
+
+<file path=word/endnotes.xml><?xml version="1.0" encoding="utf-8"?>
+<w:endnotes xmlns:wpc="http://schemas.microsoft.com/office/word/2010/wordprocessingCanvas" xmlns:cx="http://schemas.microsoft.com/office/drawing/2014/chartex" xmlns:cx1="http://schemas.microsoft.com/office/drawing/2015/9/8/chartex" xmlns:cx2="http://schemas.microsoft.com/office/drawing/2015/10/21/chartex" xmlns:cx3="http://schemas.microsoft.com/office/drawing/2016/5/9/chartex" xmlns:cx4="http://schemas.microsoft.com/office/drawing/2016/5/10/chartex" xmlns:cx5="http://schemas.microsoft.com/office/drawing/2016/5/11/chartex" xmlns:cx6="http://schemas.microsoft.com/office/drawing/2016/5/12/chartex" xmlns:cx7="http://schemas.microsoft.com/office/drawing/2016/5/13/chartex" xmlns:cx8="http://schemas.microsoft.com/office/drawing/2016/5/14/chartex" xmlns:mc="http://schemas.openxmlformats.org/markup-compatibility/2006" xmlns:aink="http://schemas.microsoft.com/office/drawing/2016/ink" xmlns:am3d="http://schemas.microsoft.com/office/drawing/2017/model3d" xmlns:o="urn:schemas-microsoft-com:office:office" xmlns:oel="http://schemas.microsoft.com/office/2019/extlst" xmlns:r="http://schemas.openxmlformats.org/officeDocument/2006/relationships" xmlns:m="http://schemas.openxmlformats.org/officeDocument/2006/math" xmlns:v="urn:schemas-microsoft-com:vml" xmlns:wp14="http://schemas.microsoft.com/office/word/2010/wordprocessingDrawing" xmlns:wp="http://schemas.openxmlformats.org/drawingml/2006/wordprocessingDrawing" xmlns:w10="urn:schemas-microsoft-com:office:word" xmlns:w="http://schemas.openxmlformats.org/wordprocessingml/2006/main" xmlns:w14="http://schemas.microsoft.com/office/word/2010/wordml" xmlns:w15="http://schemas.microsoft.com/office/word/2012/wordml" xmlns:w16cex="http://schemas.microsoft.com/office/word/2018/wordml/cex" xmlns:w16cid="http://schemas.microsoft.com/office/word/2016/wordml/cid" xmlns:w16="http://schemas.microsoft.com/office/word/2018/wordml" xmlns:w16du="http://schemas.microsoft.com/office/word/2023/wordml/word16du" xmlns:w16sdtdh="http://schemas.microsoft.com/office/word/2020/wordml/sdtdatahash" xmlns:w16sdtfl="http://schemas.microsoft.com/office/word/2024/wordml/sdtformatlock" xmlns:w16se="http://schemas.microsoft.com/office/word/2015/wordml/symex" xmlns:wpg="http://schemas.microsoft.com/office/word/2010/wordprocessingGroup" xmlns:wpi="http://schemas.microsoft.com/office/word/2010/wordprocessingInk" xmlns:wne="http://schemas.microsoft.com/office/word/2006/wordml" xmlns:wps="http://schemas.microsoft.com/office/word/2010/wordprocessingShape" mc:Ignorable="w14 w15 w16se w16cid w16 w16cex w16sdtdh w16sdtfl w16du wp14">
+  <w:endnote w:type="separator" w:id="-1">
+    <w:p>
+      <w:pPr>
+        <w:spacing w:after="0" w:line="240" w:lineRule="auto"/>
+        <w:rPr>
+          <w:rFonts w:hint="eastAsia"/>
+        </w:rPr>
+      </w:pPr>
+      <w:r>
+        <w:separator/>
+      </w:r>
+    </w:p>
+  </w:endnote>
+  <w:endnote w:type="continuationSeparator" w:id="0">
+    <w:p>
+      <w:pPr>
+        <w:spacing w:after="0" w:line="240" w:lineRule="auto"/>
+        <w:rPr>
+          <w:rFonts w:hint="eastAsia"/>
+        </w:rPr>
+      </w:pPr>
+      <w:r>
+        <w:continuationSeparator/>
+      </w:r>
+    </w:p>
+  </w:endnote>
+</w:endnotes>
+</file>
+
+<file path=word/footnotes.xml><?xml version="1.0" encoding="utf-8"?>
+<w:footnotes xmlns:wpc="http://schemas.microsoft.com/office/word/2010/wordprocessingCanvas" xmlns:cx="http://schemas.microsoft.com/office/drawing/2014/chartex" xmlns:cx1="http://schemas.microsoft.com/office/drawing/2015/9/8/chartex" xmlns:cx2="http://schemas.microsoft.com/office/drawing/2015/10/21/chartex" xmlns:cx3="http://schemas.microsoft.com/office/drawing/2016/5/9/chartex" xmlns:cx4="http://schemas.microsoft.com/office/drawing/2016/5/10/chartex" xmlns:cx5="http://schemas.microsoft.com/office/drawing/2016/5/11/chartex" xmlns:cx6="http://schemas.microsoft.com/office/drawing/2016/5/12/chartex" xmlns:cx7="http://schemas.microsoft.com/office/drawing/2016/5/13/chartex" xmlns:cx8="http://schemas.microsoft.com/office/drawing/2016/5/14/chartex" xmlns:mc="http://schemas.openxmlformats.org/markup-compatibility/2006" xmlns:aink="http://schemas.microsoft.com/office/drawing/2016/ink" xmlns:am3d="http://schemas.microsoft.com/office/drawing/2017/model3d" xmlns:o="urn:schemas-microsoft-com:office:office" xmlns:oel="http://schemas.microsoft.com/office/2019/extlst" xmlns:r="http://schemas.openxmlformats.org/officeDocument/2006/relationships" xmlns:m="http://schemas.openxmlformats.org/officeDocument/2006/math" xmlns:v="urn:schemas-microsoft-com:vml" xmlns:wp14="http://schemas.microsoft.com/office/word/2010/wordprocessingDrawing" xmlns:wp="http://schemas.openxmlformats.org/drawingml/2006/wordprocessingDrawing" xmlns:w10="urn:schemas-microsoft-com:office:word" xmlns:w="http://schemas.openxmlformats.org/wordprocessingml/2006/main" xmlns:w14="http://schemas.microsoft.com/office/word/2010/wordml" xmlns:w15="http://schemas.microsoft.com/office/word/2012/wordml" xmlns:w16cex="http://schemas.microsoft.com/office/word/2018/wordml/cex" xmlns:w16cid="http://schemas.microsoft.com/office/word/2016/wordml/cid" xmlns:w16="http://schemas.microsoft.com/office/word/2018/wordml" xmlns:w16du="http://schemas.microsoft.com/office/word/2023/wordml/word16du" xmlns:w16sdtdh="http://schemas.microsoft.com/office/word/2020/wordml/sdtdatahash" xmlns:w16sdtfl="http://schemas.microsoft.com/office/word/2024/wordml/sdtformatlock" xmlns:w16se="http://schemas.microsoft.com/office/word/2015/wordml/symex" xmlns:wpg="http://schemas.microsoft.com/office/word/2010/wordprocessingGroup" xmlns:wpi="http://schemas.microsoft.com/office/word/2010/wordprocessingInk" xmlns:wne="http://schemas.microsoft.com/office/word/2006/wordml" xmlns:wps="http://schemas.microsoft.com/office/word/2010/wordprocessingShape" mc:Ignorable="w14 w15 w16se w16cid w16 w16cex w16sdtdh w16sdtfl w16du wp14">
+  <w:footnote w:type="separator" w:id="-1">
+    <w:p>
+      <w:pPr>
+        <w:spacing w:after="0" w:line="240" w:lineRule="auto"/>
+        <w:rPr>
+          <w:rFonts w:hint="eastAsia"/>
+        </w:rPr>
+      </w:pPr>
+      <w:r>
+        <w:separator/>
+      </w:r>
+    </w:p>
+  </w:footnote>
+  <w:footnote w:type="continuationSeparator" w:id="0">
+    <w:p>
+      <w:pPr>
+        <w:spacing w:after="0" w:line="240" w:lineRule="auto"/>
+        <w:rPr>
+          <w:rFonts w:hint="eastAsia"/>
+        </w:rPr>
+      </w:pPr>
+      <w:r>
+        <w:continuationSeparator/>
+      </w:r>
+    </w:p>
+  </w:footnote>
+</w:footnotes>
+</file>
+
+<file path=word/numbering.xml><?xml version="1.0" encoding="utf-8"?>
+<w:numbering xmlns:wpc="http://schemas.microsoft.com/office/word/2010/wordprocessingCanvas" xmlns:cx="http://schemas.microsoft.com/office/drawing/2014/chartex" xmlns:cx1="http://schemas.microsoft.com/office/drawing/2015/9/8/chartex" xmlns:cx2="http://schemas.microsoft.com/office/drawing/2015/10/21/chartex" xmlns:cx3="http://schemas.microsoft.com/office/drawing/2016/5/9/chartex" xmlns:cx4="http://schemas.microsoft.com/office/drawing/2016/5/10/chartex" xmlns:cx5="http://schemas.microsoft.com/office/drawing/2016/5/11/chartex" xmlns:cx6="http://schemas.microsoft.com/office/drawing/2016/5/12/chartex" xmlns:cx7="http://schemas.microsoft.com/office/drawing/2016/5/13/chartex" xmlns:cx8="http://schemas.microsoft.com/office/drawing/2016/5/14/chartex" xmlns:mc="http://schemas.openxmlformats.org/markup-compatibility/2006" xmlns:aink="http://schemas.microsoft.com/office/drawing/2016/ink" xmlns:am3d="http://schemas.microsoft.com/office/drawing/2017/model3d" xmlns:o="urn:schemas-microsoft-com:office:office" xmlns:oel="http://schemas.microsoft.com/office/2019/extlst" xmlns:r="http://schemas.openxmlformats.org/officeDocument/2006/relationships" xmlns:m="http://schemas.openxmlformats.org/officeDocument/2006/math" xmlns:v="urn:schemas-microsoft-com:vml" xmlns:wp14="http://schemas.microsoft.com/office/word/2010/wordprocessingDrawing" xmlns:wp="http://schemas.openxmlformats.org/drawingml/2006/wordprocessingDrawing" xmlns:w10="urn:schemas-microsoft-com:office:word" xmlns:w="http://schemas.openxmlformats.org/wordprocessingml/2006/main" xmlns:w14="http://schemas.microsoft.com/office/word/2010/wordml" xmlns:w15="http://schemas.microsoft.com/office/word/2012/wordml" xmlns:w16cex="http://schemas.microsoft.com/office/word/2018/wordml/cex" xmlns:w16cid="http://schemas.microsoft.com/office/word/2016/wordml/cid" xmlns:w16="http://schemas.microsoft.com/office/word/2018/wordml" xmlns:w16du="http://schemas.microsoft.com/office/word/2023/wordml/word16du" xmlns:w16sdtdh="http://schemas.microsoft.com/office/word/2020/wordml/sdtdatahash" xmlns:w16sdtfl="http://schemas.microsoft.com/office/word/2024/wordml/sdtformatlock" xmlns:w16se="http://schemas.microsoft.com/office/word/2015/wordml/symex" xmlns:wpg="http://schemas.microsoft.com/office/word/2010/wordprocessingGroup" xmlns:wpi="http://schemas.microsoft.com/office/word/2010/wordprocessingInk" xmlns:wne="http://schemas.microsoft.com/office/word/2006/wordml" xmlns:wps="http://schemas.microsoft.com/office/word/2010/wordprocessingShape" mc:Ignorable="w14 w15 w16se w16cid w16 w16cex w16sdtdh w16sdtfl w16du wp14">
+  <w:abstractNum w:abstractNumId="0" w15:restartNumberingAfterBreak="0">
+    <w:nsid w:val="29957E23"/>
+    <w:multiLevelType w:val="hybridMultilevel"/>
+    <w:tmpl w:val="3D2E76EA"/>
+    <w:lvl w:ilvl="0" w:tplc="E71CD17C">
+      <w:numFmt w:val="bullet"/>
+      <w:lvlText w:val=""/>
+      <w:lvlJc w:val="left"/>
+      <w:pPr>
+        <w:ind w:left="360" w:hanging="360"/>
+      </w:pPr>
+      <w:rPr>
+        <w:rFonts w:ascii="宋体" w:eastAsia="宋体" w:hAnsi="宋体" w:cstheme="minorBidi" w:hint="eastAsia"/>
+      </w:rPr>
+    </w:lvl>
+    <w:lvl w:ilvl="1" w:tplc="04090003" w:tentative="1">
+      <w:start w:val="1"/>
+      <w:numFmt w:val="bullet"/>
+      <w:lvlText w:val=""/>
+      <w:lvlJc w:val="left"/>
+      <w:pPr>
+        <w:ind w:left="880" w:hanging="440"/>
+      </w:pPr>
+      <w:rPr>
+        <w:rFonts w:ascii="Wingdings" w:hAnsi="Wingdings" w:hint="default"/>
+      </w:rPr>
+    </w:lvl>
+    <w:lvl w:ilvl="2" w:tplc="04090005" w:tentative="1">
+      <w:start w:val="1"/>
+      <w:numFmt w:val="bullet"/>
+      <w:lvlText w:val=""/>
+      <w:lvlJc w:val="left"/>
+      <w:pPr>
+        <w:ind w:left="1320" w:hanging="440"/>
+      </w:pPr>
+      <w:rPr>
+        <w:rFonts w:ascii="Wingdings" w:hAnsi="Wingdings" w:hint="default"/>
+      </w:rPr>
+    </w:lvl>
+    <w:lvl w:ilvl="3" w:tplc="04090001" w:tentative="1">
+      <w:start w:val="1"/>
+      <w:numFmt w:val="bullet"/>
+      <w:lvlText w:val=""/>
+      <w:lvlJc w:val="left"/>
+      <w:pPr>
+        <w:ind w:left="1760" w:hanging="440"/>
+      </w:pPr>
+      <w:rPr>
+        <w:rFonts w:ascii="Wingdings" w:hAnsi="Wingdings" w:hint="default"/>
+      </w:rPr>
+    </w:lvl>
+    <w:lvl w:ilvl="4" w:tplc="04090003" w:tentative="1">
+      <w:start w:val="1"/>
+      <w:numFmt w:val="bullet"/>
+      <w:lvlText w:val=""/>
+      <w:lvlJc w:val="left"/>
+      <w:pPr>
+        <w:ind w:left="2200" w:hanging="440"/>
+      </w:pPr>
+      <w:rPr>
+        <w:rFonts w:ascii="Wingdings" w:hAnsi="Wingdings" w:hint="default"/>
+      </w:rPr>
+    </w:lvl>
+    <w:lvl w:ilvl="5" w:tplc="04090005" w:tentative="1">
+      <w:start w:val="1"/>
+      <w:numFmt w:val="bullet"/>
+      <w:lvlText w:val=""/>
+      <w:lvlJc w:val="left"/>
+      <w:pPr>
+        <w:ind w:left="2640" w:hanging="440"/>
+      </w:pPr>
+      <w:rPr>
+        <w:rFonts w:ascii="Wingdings" w:hAnsi="Wingdings" w:hint="default"/>
+      </w:rPr>
+    </w:lvl>
+    <w:lvl w:ilvl="6" w:tplc="04090001" w:tentative="1">
+      <w:start w:val="1"/>
+      <w:numFmt w:val="bullet"/>
+      <w:lvlText w:val=""/>
+      <w:lvlJc w:val="left"/>
+      <w:pPr>
+        <w:ind w:left="3080" w:hanging="440"/>
+      </w:pPr>
+      <w:rPr>
+        <w:rFonts w:ascii="Wingdings" w:hAnsi="Wingdings" w:hint="default"/>
+      </w:rPr>
+    </w:lvl>
+    <w:lvl w:ilvl="7" w:tplc="04090003" w:tentative="1">
+      <w:start w:val="1"/>
+      <w:numFmt w:val="bullet"/>
+      <w:lvlText w:val=""/>
+      <w:lvlJc w:val="left"/>
+      <w:pPr>
+        <w:ind w:left="3520" w:hanging="440"/>
+      </w:pPr>
+      <w:rPr>
+        <w:rFonts w:ascii="Wingdings" w:hAnsi="Wingdings" w:hint="default"/>
+      </w:rPr>
+    </w:lvl>
+    <w:lvl w:ilvl="8" w:tplc="04090005" w:tentative="1">
+      <w:start w:val="1"/>
+      <w:numFmt w:val="bullet"/>
+      <w:lvlText w:val=""/>
+      <w:lvlJc w:val="left"/>
+      <w:pPr>
+        <w:ind w:left="3960" w:hanging="440"/>
+      </w:pPr>
+      <w:rPr>
+        <w:rFonts w:ascii="Wingdings" w:hAnsi="Wingdings" w:hint="default"/>
+      </w:rPr>
+    </w:lvl>
+  </w:abstractNum>
+  <w:num w:numId="1" w16cid:durableId="359093056">
+    <w:abstractNumId w:val="0"/>
+  </w:num>
+</w:numbering>
 </file>
 
 <file path=word/styles.xml><?xml version="1.0" encoding="utf-8"?>
@@ -25,15 +549,16 @@
     <w:rPrDefault>
       <w:rPr>
         <w:rFonts w:asciiTheme="minorHAnsi" w:eastAsiaTheme="minorEastAsia" w:hAnsiTheme="minorHAnsi" w:cstheme="minorBidi"/>
+        <w:kern w:val="2"/>
         <w:sz w:val="22"/>
-        <w:szCs w:val="22"/>
+        <w:szCs w:val="24"/>
         <w:lang w:val="en-US" w:eastAsia="zh-CN" w:bidi="ar-SA"/>
         <w14:ligatures w14:val="standardContextual"/>
       </w:rPr>
     </w:rPrDefault>
     <w:pPrDefault>
       <w:pPr>
-        <w:spacing w:after="160" w:line="259" w:lineRule="auto"/>
+        <w:spacing w:after="160" w:line="278" w:lineRule="auto"/>
       </w:pPr>
     </w:pPrDefault>
   </w:docDefaults>
@@ -418,6 +943,7 @@
   <w:style w:type="paragraph" w:default="1" w:styleId="a">
     <w:name w:val="Normal"/>
     <w:qFormat/>
+    <w:rsid w:val="00030641"/>
     <w:pPr>
       <w:widowControl w:val="0"/>
     </w:pPr>
@@ -429,7 +955,7 @@
     <w:link w:val="10"/>
     <w:uiPriority w:val="9"/>
     <w:qFormat/>
-    <w:rsid w:val="00F926FB"/>
+    <w:rsid w:val="008C76D2"/>
     <w:pPr>
       <w:keepNext/>
       <w:keepLines/>
@@ -452,7 +978,7 @@
     <w:semiHidden/>
     <w:unhideWhenUsed/>
     <w:qFormat/>
-    <w:rsid w:val="00F926FB"/>
+    <w:rsid w:val="008C76D2"/>
     <w:pPr>
       <w:keepNext/>
       <w:keepLines/>
@@ -475,7 +1001,7 @@
     <w:semiHidden/>
     <w:unhideWhenUsed/>
     <w:qFormat/>
-    <w:rsid w:val="00F926FB"/>
+    <w:rsid w:val="008C76D2"/>
     <w:pPr>
       <w:keepNext/>
       <w:keepLines/>
@@ -498,7 +1024,7 @@
     <w:semiHidden/>
     <w:unhideWhenUsed/>
     <w:qFormat/>
-    <w:rsid w:val="00F926FB"/>
+    <w:rsid w:val="008C76D2"/>
     <w:pPr>
       <w:keepNext/>
       <w:keepLines/>
@@ -521,7 +1047,7 @@
     <w:semiHidden/>
     <w:unhideWhenUsed/>
     <w:qFormat/>
-    <w:rsid w:val="00F926FB"/>
+    <w:rsid w:val="008C76D2"/>
     <w:pPr>
       <w:keepNext/>
       <w:keepLines/>
@@ -532,7 +1058,6 @@
       <w:rFonts w:cstheme="majorBidi"/>
       <w:color w:val="2F5496" w:themeColor="accent1" w:themeShade="BF"/>
       <w:sz w:val="24"/>
-      <w:szCs w:val="24"/>
     </w:rPr>
   </w:style>
   <w:style w:type="paragraph" w:styleId="6">
@@ -544,7 +1069,7 @@
     <w:semiHidden/>
     <w:unhideWhenUsed/>
     <w:qFormat/>
-    <w:rsid w:val="00F926FB"/>
+    <w:rsid w:val="008C76D2"/>
     <w:pPr>
       <w:keepNext/>
       <w:keepLines/>
@@ -567,7 +1092,7 @@
     <w:semiHidden/>
     <w:unhideWhenUsed/>
     <w:qFormat/>
-    <w:rsid w:val="00F926FB"/>
+    <w:rsid w:val="008C76D2"/>
     <w:pPr>
       <w:keepNext/>
       <w:keepLines/>
@@ -590,7 +1115,7 @@
     <w:semiHidden/>
     <w:unhideWhenUsed/>
     <w:qFormat/>
-    <w:rsid w:val="00F926FB"/>
+    <w:rsid w:val="008C76D2"/>
     <w:pPr>
       <w:keepNext/>
       <w:keepLines/>
@@ -611,7 +1136,7 @@
     <w:semiHidden/>
     <w:unhideWhenUsed/>
     <w:qFormat/>
-    <w:rsid w:val="00F926FB"/>
+    <w:rsid w:val="008C76D2"/>
     <w:pPr>
       <w:keepNext/>
       <w:keepLines/>
@@ -655,7 +1180,7 @@
     <w:basedOn w:val="a0"/>
     <w:link w:val="1"/>
     <w:uiPriority w:val="9"/>
-    <w:rsid w:val="00F926FB"/>
+    <w:rsid w:val="008C76D2"/>
     <w:rPr>
       <w:rFonts w:asciiTheme="majorHAnsi" w:eastAsiaTheme="majorEastAsia" w:hAnsiTheme="majorHAnsi" w:cstheme="majorBidi"/>
       <w:color w:val="2F5496" w:themeColor="accent1" w:themeShade="BF"/>
@@ -669,7 +1194,7 @@
     <w:link w:val="2"/>
     <w:uiPriority w:val="9"/>
     <w:semiHidden/>
-    <w:rsid w:val="00F926FB"/>
+    <w:rsid w:val="008C76D2"/>
     <w:rPr>
       <w:rFonts w:asciiTheme="majorHAnsi" w:eastAsiaTheme="majorEastAsia" w:hAnsiTheme="majorHAnsi" w:cstheme="majorBidi"/>
       <w:color w:val="2F5496" w:themeColor="accent1" w:themeShade="BF"/>
@@ -683,7 +1208,7 @@
     <w:link w:val="3"/>
     <w:uiPriority w:val="9"/>
     <w:semiHidden/>
-    <w:rsid w:val="00F926FB"/>
+    <w:rsid w:val="008C76D2"/>
     <w:rPr>
       <w:rFonts w:asciiTheme="majorHAnsi" w:eastAsiaTheme="majorEastAsia" w:hAnsiTheme="majorHAnsi" w:cstheme="majorBidi"/>
       <w:color w:val="2F5496" w:themeColor="accent1" w:themeShade="BF"/>
@@ -697,7 +1222,7 @@
     <w:link w:val="4"/>
     <w:uiPriority w:val="9"/>
     <w:semiHidden/>
-    <w:rsid w:val="00F926FB"/>
+    <w:rsid w:val="008C76D2"/>
     <w:rPr>
       <w:rFonts w:cstheme="majorBidi"/>
       <w:color w:val="2F5496" w:themeColor="accent1" w:themeShade="BF"/>
@@ -711,12 +1236,11 @@
     <w:link w:val="5"/>
     <w:uiPriority w:val="9"/>
     <w:semiHidden/>
-    <w:rsid w:val="00F926FB"/>
+    <w:rsid w:val="008C76D2"/>
     <w:rPr>
       <w:rFonts w:cstheme="majorBidi"/>
       <w:color w:val="2F5496" w:themeColor="accent1" w:themeShade="BF"/>
       <w:sz w:val="24"/>
-      <w:szCs w:val="24"/>
     </w:rPr>
   </w:style>
   <w:style w:type="character" w:customStyle="1" w:styleId="60">
@@ -725,7 +1249,7 @@
     <w:link w:val="6"/>
     <w:uiPriority w:val="9"/>
     <w:semiHidden/>
-    <w:rsid w:val="00F926FB"/>
+    <w:rsid w:val="008C76D2"/>
     <w:rPr>
       <w:rFonts w:cstheme="majorBidi"/>
       <w:b/>
@@ -739,7 +1263,7 @@
     <w:link w:val="7"/>
     <w:uiPriority w:val="9"/>
     <w:semiHidden/>
-    <w:rsid w:val="00F926FB"/>
+    <w:rsid w:val="008C76D2"/>
     <w:rPr>
       <w:rFonts w:cstheme="majorBidi"/>
       <w:b/>
@@ -753,7 +1277,7 @@
     <w:link w:val="8"/>
     <w:uiPriority w:val="9"/>
     <w:semiHidden/>
-    <w:rsid w:val="00F926FB"/>
+    <w:rsid w:val="008C76D2"/>
     <w:rPr>
       <w:rFonts w:cstheme="majorBidi"/>
       <w:color w:val="595959" w:themeColor="text1" w:themeTint="A6"/>
@@ -765,7 +1289,7 @@
     <w:link w:val="9"/>
     <w:uiPriority w:val="9"/>
     <w:semiHidden/>
-    <w:rsid w:val="00F926FB"/>
+    <w:rsid w:val="008C76D2"/>
     <w:rPr>
       <w:rFonts w:eastAsiaTheme="majorEastAsia" w:cstheme="majorBidi"/>
       <w:color w:val="595959" w:themeColor="text1" w:themeTint="A6"/>
@@ -778,7 +1302,7 @@
     <w:link w:val="a4"/>
     <w:uiPriority w:val="10"/>
     <w:qFormat/>
-    <w:rsid w:val="00F926FB"/>
+    <w:rsid w:val="008C76D2"/>
     <w:pPr>
       <w:spacing w:after="80" w:line="240" w:lineRule="auto"/>
       <w:contextualSpacing/>
@@ -797,7 +1321,7 @@
     <w:basedOn w:val="a0"/>
     <w:link w:val="a3"/>
     <w:uiPriority w:val="10"/>
-    <w:rsid w:val="00F926FB"/>
+    <w:rsid w:val="008C76D2"/>
     <w:rPr>
       <w:rFonts w:asciiTheme="majorHAnsi" w:eastAsiaTheme="majorEastAsia" w:hAnsiTheme="majorHAnsi" w:cstheme="majorBidi"/>
       <w:spacing w:val="-10"/>
@@ -813,7 +1337,7 @@
     <w:link w:val="a6"/>
     <w:uiPriority w:val="11"/>
     <w:qFormat/>
-    <w:rsid w:val="00F926FB"/>
+    <w:rsid w:val="008C76D2"/>
     <w:pPr>
       <w:numPr>
         <w:ilvl w:val="1"/>
@@ -833,7 +1357,7 @@
     <w:basedOn w:val="a0"/>
     <w:link w:val="a5"/>
     <w:uiPriority w:val="11"/>
-    <w:rsid w:val="00F926FB"/>
+    <w:rsid w:val="008C76D2"/>
     <w:rPr>
       <w:rFonts w:asciiTheme="majorHAnsi" w:eastAsiaTheme="majorEastAsia" w:hAnsiTheme="majorHAnsi" w:cstheme="majorBidi"/>
       <w:color w:val="595959" w:themeColor="text1" w:themeTint="A6"/>
@@ -849,7 +1373,7 @@
     <w:link w:val="a8"/>
     <w:uiPriority w:val="29"/>
     <w:qFormat/>
-    <w:rsid w:val="00F926FB"/>
+    <w:rsid w:val="008C76D2"/>
     <w:pPr>
       <w:spacing w:before="160"/>
       <w:jc w:val="center"/>
@@ -865,7 +1389,7 @@
     <w:basedOn w:val="a0"/>
     <w:link w:val="a7"/>
     <w:uiPriority w:val="29"/>
-    <w:rsid w:val="00F926FB"/>
+    <w:rsid w:val="008C76D2"/>
     <w:rPr>
       <w:i/>
       <w:iCs/>
@@ -877,7 +1401,7 @@
     <w:basedOn w:val="a"/>
     <w:uiPriority w:val="34"/>
     <w:qFormat/>
-    <w:rsid w:val="00F926FB"/>
+    <w:rsid w:val="008C76D2"/>
     <w:pPr>
       <w:ind w:left="720"/>
       <w:contextualSpacing/>
@@ -888,7 +1412,7 @@
     <w:basedOn w:val="a0"/>
     <w:uiPriority w:val="21"/>
     <w:qFormat/>
-    <w:rsid w:val="00F926FB"/>
+    <w:rsid w:val="008C76D2"/>
     <w:rPr>
       <w:i/>
       <w:iCs/>
@@ -902,7 +1426,7 @@
     <w:link w:val="ac"/>
     <w:uiPriority w:val="30"/>
     <w:qFormat/>
-    <w:rsid w:val="00F926FB"/>
+    <w:rsid w:val="008C76D2"/>
     <w:pPr>
       <w:pBdr>
         <w:top w:val="single" w:sz="4" w:space="10" w:color="2F5496" w:themeColor="accent1" w:themeShade="BF"/>
@@ -923,7 +1447,7 @@
     <w:basedOn w:val="a0"/>
     <w:link w:val="ab"/>
     <w:uiPriority w:val="30"/>
-    <w:rsid w:val="00F926FB"/>
+    <w:rsid w:val="008C76D2"/>
     <w:rPr>
       <w:i/>
       <w:iCs/>
@@ -935,13 +1459,76 @@
     <w:basedOn w:val="a0"/>
     <w:uiPriority w:val="32"/>
     <w:qFormat/>
-    <w:rsid w:val="00F926FB"/>
+    <w:rsid w:val="008C76D2"/>
     <w:rPr>
       <w:b/>
       <w:bCs/>
       <w:smallCaps/>
       <w:color w:val="2F5496" w:themeColor="accent1" w:themeShade="BF"/>
       <w:spacing w:val="5"/>
+    </w:rPr>
+  </w:style>
+  <w:style w:type="paragraph" w:styleId="ae">
+    <w:name w:val="header"/>
+    <w:basedOn w:val="a"/>
+    <w:link w:val="af"/>
+    <w:uiPriority w:val="99"/>
+    <w:unhideWhenUsed/>
+    <w:rsid w:val="00030641"/>
+    <w:pPr>
+      <w:tabs>
+        <w:tab w:val="center" w:pos="4153"/>
+        <w:tab w:val="right" w:pos="8306"/>
+      </w:tabs>
+      <w:snapToGrid w:val="0"/>
+      <w:spacing w:line="240" w:lineRule="auto"/>
+      <w:jc w:val="center"/>
+    </w:pPr>
+    <w:rPr>
+      <w:sz w:val="18"/>
+      <w:szCs w:val="18"/>
+    </w:rPr>
+  </w:style>
+  <w:style w:type="character" w:customStyle="1" w:styleId="af">
+    <w:name w:val="页眉 字符"/>
+    <w:basedOn w:val="a0"/>
+    <w:link w:val="ae"/>
+    <w:uiPriority w:val="99"/>
+    <w:rsid w:val="00030641"/>
+    <w:rPr>
+      <w:sz w:val="18"/>
+      <w:szCs w:val="18"/>
+    </w:rPr>
+  </w:style>
+  <w:style w:type="paragraph" w:styleId="af0">
+    <w:name w:val="footer"/>
+    <w:basedOn w:val="a"/>
+    <w:link w:val="af1"/>
+    <w:uiPriority w:val="99"/>
+    <w:unhideWhenUsed/>
+    <w:rsid w:val="00030641"/>
+    <w:pPr>
+      <w:tabs>
+        <w:tab w:val="center" w:pos="4153"/>
+        <w:tab w:val="right" w:pos="8306"/>
+      </w:tabs>
+      <w:snapToGrid w:val="0"/>
+      <w:spacing w:line="240" w:lineRule="auto"/>
+    </w:pPr>
+    <w:rPr>
+      <w:sz w:val="18"/>
+      <w:szCs w:val="18"/>
+    </w:rPr>
+  </w:style>
+  <w:style w:type="character" w:customStyle="1" w:styleId="af1">
+    <w:name w:val="页脚 字符"/>
+    <w:basedOn w:val="a0"/>
+    <w:link w:val="af0"/>
+    <w:uiPriority w:val="99"/>
+    <w:rsid w:val="00030641"/>
+    <w:rPr>
+      <w:sz w:val="18"/>
+      <w:szCs w:val="18"/>
     </w:rPr>
   </w:style>
 </w:styles>

--- a/A Hash Table Without Hash Functions, and How to Get the Most Out of Your Random Bits.docx
+++ b/A Hash Table Without Hash Functions, and How to Get the Most Out of Your Random Bits.docx
@@ -24,83 +24,86 @@
       <w:pPr>
         <w:rPr>
           <w:rFonts w:ascii="宋体" w:eastAsia="宋体" w:hAnsi="宋体" w:hint="eastAsia"/>
+          <w:b/>
+          <w:bCs/>
           <w:szCs w:val="22"/>
         </w:rPr>
       </w:pPr>
       <w:r>
+        <w:rPr>
+          <w:rFonts w:ascii="宋体" w:eastAsia="宋体" w:hAnsi="宋体" w:hint="eastAsia"/>
+          <w:b/>
+          <w:bCs/>
+          <w:szCs w:val="22"/>
+        </w:rPr>
+        <w:t>本文研究一个基础问题：</w:t>
+      </w:r>
+    </w:p>
+    <w:p>
+      <w:pPr>
         <w:rPr>
           <w:rFonts w:ascii="宋体" w:eastAsia="宋体" w:hAnsi="宋体" w:hint="eastAsia"/>
           <w:szCs w:val="22"/>
         </w:rPr>
-        <w:t>本文研究一个基础问题：</w:t>
+      </w:pPr>
+      <w:r>
+        <w:rPr>
+          <w:rFonts w:ascii="宋体" w:eastAsia="宋体" w:hAnsi="宋体" w:hint="eastAsia"/>
+          <w:szCs w:val="22"/>
+        </w:rPr>
+        <w:t>一个存储</w:t>
+      </w:r>
+      <w:r>
+        <w:rPr>
+          <w:rFonts w:ascii="宋体" w:eastAsia="宋体" w:hAnsi="宋体"/>
+          <w:szCs w:val="22"/>
+        </w:rPr>
+        <w:t xml:space="preserve"> n个大小为 (1+Θ(1))</w:t>
+      </w:r>
+      <w:proofErr w:type="spellStart"/>
+      <w:r>
+        <w:rPr>
+          <w:rFonts w:ascii="宋体" w:eastAsia="宋体" w:hAnsi="宋体"/>
+          <w:szCs w:val="22"/>
+        </w:rPr>
+        <w:t>log</w:t>
+      </w:r>
+      <w:r>
+        <w:rPr>
+          <w:rFonts w:ascii="Cambria Math" w:eastAsia="宋体" w:hAnsi="Cambria Math" w:cs="Cambria Math"/>
+          <w:szCs w:val="22"/>
+        </w:rPr>
+        <w:t>⁡</w:t>
+      </w:r>
+      <w:r>
+        <w:rPr>
+          <w:rFonts w:ascii="宋体" w:eastAsia="宋体" w:hAnsi="宋体"/>
+          <w:szCs w:val="22"/>
+        </w:rPr>
+        <w:t>n</w:t>
+      </w:r>
+      <w:proofErr w:type="spellEnd"/>
+      <w:r>
+        <w:rPr>
+          <w:rFonts w:ascii="宋体" w:eastAsia="宋体" w:hAnsi="宋体"/>
+          <w:szCs w:val="22"/>
+        </w:rPr>
+        <w:t>比特的键值对（key/value pair）的哈希表，能够提供多强的概率保证？</w:t>
       </w:r>
     </w:p>
     <w:p>
       <w:pPr>
         <w:rPr>
-          <w:rFonts w:ascii="宋体" w:eastAsia="宋体" w:hAnsi="宋体"/>
-          <w:szCs w:val="22"/>
-        </w:rPr>
-      </w:pPr>
-      <w:r>
-        <w:rPr>
           <w:rFonts w:ascii="宋体" w:eastAsia="宋体" w:hAnsi="宋体" w:hint="eastAsia"/>
           <w:szCs w:val="22"/>
         </w:rPr>
-        <w:t>一个存储</w:t>
-      </w:r>
-      <w:r>
-        <w:rPr>
-          <w:rFonts w:ascii="宋体" w:eastAsia="宋体" w:hAnsi="宋体"/>
+      </w:pPr>
+      <w:r>
+        <w:rPr>
+          <w:rFonts w:ascii="宋体" w:eastAsia="宋体" w:hAnsi="宋体" w:hint="eastAsia"/>
           <w:szCs w:val="22"/>
         </w:rPr>
-        <w:t xml:space="preserve"> n</w:t>
-      </w:r>
-      <w:proofErr w:type="gramStart"/>
-      <w:r>
-        <w:rPr>
-          <w:rFonts w:ascii="宋体" w:eastAsia="宋体" w:hAnsi="宋体"/>
-          <w:szCs w:val="22"/>
-        </w:rPr>
-        <w:t>个</w:t>
-      </w:r>
-      <w:proofErr w:type="gramEnd"/>
-      <w:r>
-        <w:rPr>
-          <w:rFonts w:ascii="宋体" w:eastAsia="宋体" w:hAnsi="宋体"/>
-          <w:szCs w:val="22"/>
-        </w:rPr>
-        <w:t>大小为 (1+Θ(1))</w:t>
-      </w:r>
-      <w:proofErr w:type="spellStart"/>
-      <w:r>
-        <w:rPr>
-          <w:rFonts w:ascii="宋体" w:eastAsia="宋体" w:hAnsi="宋体"/>
-          <w:szCs w:val="22"/>
-        </w:rPr>
-        <w:t>log</w:t>
-      </w:r>
-      <w:r>
-        <w:rPr>
-          <w:rFonts w:ascii="Cambria Math" w:eastAsia="宋体" w:hAnsi="Cambria Math" w:cs="Cambria Math"/>
-          <w:szCs w:val="22"/>
-        </w:rPr>
-        <w:t>⁡</w:t>
-      </w:r>
-      <w:r>
-        <w:rPr>
-          <w:rFonts w:ascii="宋体" w:eastAsia="宋体" w:hAnsi="宋体"/>
-          <w:szCs w:val="22"/>
-        </w:rPr>
-        <w:t>n</w:t>
-      </w:r>
-      <w:proofErr w:type="spellEnd"/>
-      <w:r>
-        <w:rPr>
-          <w:rFonts w:ascii="宋体" w:eastAsia="宋体" w:hAnsi="宋体"/>
-          <w:szCs w:val="22"/>
-        </w:rPr>
-        <w:t>比特的键值对（key/value pair）的哈希表，能够提供多强的概率保证？</w:t>
+        <w:t>过去关于该问题的研究一直受到已知哈希函数族能力限制，目前，所有能够达到低于 1/2polylog(n)失败概率的哈希表，都需要访问完全随机的哈希函数。然而，如果使用目前已知的显式哈希函数族来实现这些哈希表，它们的失败概率会退化到：1/poly(n)级别。</w:t>
       </w:r>
     </w:p>
     <w:p>
@@ -115,233 +118,175 @@
           <w:rFonts w:ascii="宋体" w:eastAsia="宋体" w:hAnsi="宋体" w:hint="eastAsia"/>
           <w:szCs w:val="22"/>
         </w:rPr>
-        <w:t>过去关于该问题的研究一直受到已知哈希函数</w:t>
-      </w:r>
-      <w:proofErr w:type="gramStart"/>
-      <w:r>
-        <w:rPr>
-          <w:rFonts w:ascii="宋体" w:eastAsia="宋体" w:hAnsi="宋体" w:hint="eastAsia"/>
-          <w:szCs w:val="22"/>
-        </w:rPr>
-        <w:t>族能力</w:t>
-      </w:r>
-      <w:proofErr w:type="gramEnd"/>
-      <w:r>
-        <w:rPr>
-          <w:rFonts w:ascii="宋体" w:eastAsia="宋体" w:hAnsi="宋体" w:hint="eastAsia"/>
-          <w:szCs w:val="22"/>
-        </w:rPr>
-        <w:t>限制，目前，所有能够达到低于 1/2polylog(n)失败概率的哈希表，都需要访问完全随机的哈希函数。然而，如果使用目前已知的</w:t>
-      </w:r>
-      <w:proofErr w:type="gramStart"/>
-      <w:r>
-        <w:rPr>
-          <w:rFonts w:ascii="宋体" w:eastAsia="宋体" w:hAnsi="宋体" w:hint="eastAsia"/>
-          <w:szCs w:val="22"/>
-        </w:rPr>
-        <w:t>显式哈希</w:t>
-      </w:r>
-      <w:proofErr w:type="gramEnd"/>
-      <w:r>
-        <w:rPr>
-          <w:rFonts w:ascii="宋体" w:eastAsia="宋体" w:hAnsi="宋体" w:hint="eastAsia"/>
-          <w:szCs w:val="22"/>
-        </w:rPr>
-        <w:t>函数族来实现这些哈希表，它们的失败概率会退化到：1/poly(n)级别。</w:t>
+        <w:t xml:space="preserve">为了绕过这些限制，本文展示了一种随机化数据结构的构造方法，它能够提供与传统哈希表相同的功能保证，但它避免直接使用哈希函数。 </w:t>
       </w:r>
     </w:p>
     <w:p>
       <w:pPr>
         <w:rPr>
-          <w:rFonts w:ascii="宋体" w:eastAsia="宋体" w:hAnsi="宋体" w:hint="eastAsia"/>
-          <w:szCs w:val="22"/>
-        </w:rPr>
-      </w:pPr>
-      <w:r>
-        <w:rPr>
-          <w:rFonts w:ascii="宋体" w:eastAsia="宋体" w:hAnsi="宋体" w:hint="eastAsia"/>
-          <w:szCs w:val="22"/>
-        </w:rPr>
-        <w:t xml:space="preserve">为了绕过这些限制，本文展示了一种随机化数据结构的构造方法，它能够提供与传统哈希表相同的功能保证，但它避免直接使用哈希函数。 </w:t>
-      </w:r>
+          <w:rFonts w:hint="eastAsia"/>
+        </w:rPr>
+      </w:pPr>
     </w:p>
     <w:p>
       <w:pPr>
         <w:rPr>
-          <w:rFonts w:ascii="宋体" w:eastAsia="宋体" w:hAnsi="宋体" w:hint="eastAsia"/>
-          <w:szCs w:val="22"/>
-        </w:rPr>
-      </w:pPr>
-      <w:r>
-        <w:rPr>
-          <w:rFonts w:ascii="宋体" w:eastAsia="宋体" w:hAnsi="宋体" w:hint="eastAsia"/>
-          <w:szCs w:val="22"/>
-        </w:rPr>
-        <w:t>基于这一方法，本文构造了一种哈希表：</w:t>
+          <w:rFonts w:hint="eastAsia"/>
+          <w:b/>
+          <w:bCs/>
+        </w:rPr>
+      </w:pPr>
+      <w:r>
+        <w:rPr>
+          <w:b/>
+          <w:bCs/>
+        </w:rPr>
+        <w:t>哈希表的失败概率定义</w:t>
+      </w:r>
+      <w:r>
+        <w:rPr>
+          <w:rFonts w:hint="eastAsia"/>
+          <w:b/>
+          <w:bCs/>
+        </w:rPr>
+        <w:t>:</w:t>
       </w:r>
     </w:p>
     <w:p>
-      <w:pPr>
-        <w:pStyle w:val="a9"/>
-        <w:ind w:left="440"/>
-        <w:rPr>
-          <w:rFonts w:ascii="宋体" w:eastAsia="宋体" w:hAnsi="宋体"/>
-          <w:szCs w:val="22"/>
-        </w:rPr>
-      </w:pPr>
-      <w:r>
-        <w:rPr>
-          <w:rFonts w:ascii="宋体" w:eastAsia="宋体" w:hAnsi="宋体"/>
-          <w:szCs w:val="22"/>
-        </w:rPr>
-        <w:t>使用 O(n)</w:t>
-      </w:r>
-      <w:proofErr w:type="gramStart"/>
-      <w:r>
-        <w:rPr>
-          <w:rFonts w:ascii="宋体" w:eastAsia="宋体" w:hAnsi="宋体"/>
-          <w:szCs w:val="22"/>
-        </w:rPr>
-        <w:t>个</w:t>
-      </w:r>
-      <w:proofErr w:type="gramEnd"/>
-      <w:r>
-        <w:rPr>
-          <w:rFonts w:ascii="宋体" w:eastAsia="宋体" w:hAnsi="宋体"/>
-          <w:szCs w:val="22"/>
-        </w:rPr>
-        <w:t xml:space="preserve">随机比特； </w:t>
+      <w:r>
+        <w:t xml:space="preserve">如果一个哈希表满足：每次操作以至少 </w:t>
+      </w:r>
+      <m:oMath>
+        <m:r>
+          <w:rPr>
+            <w:rFonts w:ascii="Cambria Math" w:hAnsi="Cambria Math"/>
+          </w:rPr>
+          <m:t>1-ε</m:t>
+        </m:r>
+      </m:oMath>
+      <w:r>
+        <w:t>的概率在常数时间内完成，那么称其失败概率（failure probability）为：</w:t>
+      </w:r>
+      <m:oMath>
+        <m:r>
+          <w:rPr>
+            <w:rFonts w:ascii="Cambria Math" w:hAnsi="Cambria Math"/>
+          </w:rPr>
+          <m:t>ε</m:t>
+        </m:r>
+      </m:oMath>
+      <w:r>
+        <w:rPr>
+          <w:i/>
+        </w:rPr>
+        <w:br/>
+      </w:r>
+      <w:r>
+        <w:t>如果：</w:t>
+      </w:r>
+      <m:oMath>
+        <m:r>
+          <w:rPr>
+            <w:rFonts w:ascii="Cambria Math" w:hAnsi="Cambria Math"/>
+          </w:rPr>
+          <m:t>ε≤</m:t>
+        </m:r>
+        <m:f>
+          <m:fPr>
+            <m:ctrlPr>
+              <w:rPr>
+                <w:rFonts w:ascii="Cambria Math" w:hAnsi="Cambria Math"/>
+              </w:rPr>
+            </m:ctrlPr>
+          </m:fPr>
+          <m:num>
+            <m:r>
+              <w:rPr>
+                <w:rFonts w:ascii="Cambria Math" w:hAnsi="Cambria Math"/>
+              </w:rPr>
+              <m:t>1</m:t>
+            </m:r>
+          </m:num>
+          <m:den>
+            <m:r>
+              <m:rPr>
+                <m:sty m:val="p"/>
+              </m:rPr>
+              <w:rPr>
+                <w:rFonts w:ascii="Cambria Math" w:hAnsi="Cambria Math"/>
+              </w:rPr>
+              <m:t>poly</m:t>
+            </m:r>
+            <m:d>
+              <m:dPr>
+                <m:ctrlPr>
+                  <w:rPr>
+                    <w:rFonts w:ascii="Cambria Math" w:hAnsi="Cambria Math"/>
+                    <w:i/>
+                  </w:rPr>
+                </m:ctrlPr>
+              </m:dPr>
+              <m:e>
+                <m:r>
+                  <w:rPr>
+                    <w:rFonts w:ascii="Cambria Math" w:hAnsi="Cambria Math"/>
+                  </w:rPr>
+                  <m:t>n</m:t>
+                </m:r>
+              </m:e>
+            </m:d>
+          </m:den>
+        </m:f>
+        <m:r>
+          <w:rPr>
+            <w:rFonts w:ascii="Cambria Math" w:hAnsi="Cambria Math"/>
+          </w:rPr>
+          <m:t xml:space="preserve"> </m:t>
+        </m:r>
+      </m:oMath>
+      <w:r>
+        <w:t>则称该哈希表以高概率成功。</w:t>
+      </w:r>
+    </w:p>
+    <w:p/>
+    <w:p>
+      <w:r>
+        <w:rPr>
+          <w:b/>
+          <w:bCs/>
+        </w:rPr>
+        <w:t>简化字典的标准技术</w:t>
+      </w:r>
+      <w:r>
+        <w:rPr>
+          <w:rFonts w:hint="eastAsia"/>
+          <w:b/>
+          <w:bCs/>
+        </w:rPr>
+        <w:t>:</w:t>
+      </w:r>
+      <w:r>
+        <w:t> </w:t>
       </w:r>
     </w:p>
     <w:p>
-      <w:pPr>
-        <w:pStyle w:val="a9"/>
-        <w:numPr>
-          <w:ilvl w:val="0"/>
-          <w:numId w:val="1"/>
-        </w:numPr>
-        <w:rPr>
-          <w:rFonts w:ascii="宋体" w:eastAsia="宋体" w:hAnsi="宋体"/>
-          <w:szCs w:val="22"/>
-        </w:rPr>
-      </w:pPr>
-      <w:r>
-        <w:rPr>
-          <w:rFonts w:ascii="宋体" w:eastAsia="宋体" w:hAnsi="宋体" w:hint="eastAsia"/>
-          <w:szCs w:val="22"/>
-        </w:rPr>
-        <w:t xml:space="preserve"> </w:t>
-      </w:r>
-      <w:r>
-        <w:rPr>
-          <w:rFonts w:ascii="宋体" w:eastAsia="宋体" w:hAnsi="宋体"/>
-          <w:szCs w:val="22"/>
-        </w:rPr>
-        <w:t>对任意给定的正常数 ε，其失败概率达到：1nn1</w:t>
-      </w:r>
-      <w:r>
-        <w:rPr>
-          <w:rFonts w:ascii="Cambria Math" w:eastAsia="宋体" w:hAnsi="Cambria Math" w:cs="Cambria Math"/>
-          <w:szCs w:val="22"/>
-        </w:rPr>
-        <w:t>−</w:t>
-      </w:r>
-      <w:r>
-        <w:rPr>
-          <w:rFonts w:ascii="宋体" w:eastAsia="宋体" w:hAnsi="宋体" w:cs="等线" w:hint="eastAsia"/>
-          <w:szCs w:val="22"/>
-        </w:rPr>
-        <w:t>ε</w:t>
-      </w:r>
-      <w:r>
-        <w:rPr>
-          <w:rFonts w:ascii="宋体" w:eastAsia="宋体" w:hAnsi="宋体"/>
-          <w:szCs w:val="22"/>
-        </w:rPr>
-        <w:t xml:space="preserve"> 这一数量级。</w:t>
+      <w:r>
+        <w:t>有几个标准归约可以用来简化维护线性空间字典的问题。</w:t>
       </w:r>
     </w:p>
     <w:p>
-      <w:pPr>
-        <w:rPr>
-          <w:rFonts w:ascii="宋体" w:eastAsia="宋体" w:hAnsi="宋体" w:hint="eastAsia"/>
-          <w:szCs w:val="22"/>
-        </w:rPr>
-      </w:pPr>
-      <w:r>
-        <w:rPr>
-          <w:rFonts w:ascii="宋体" w:eastAsia="宋体" w:hAnsi="宋体" w:hint="eastAsia"/>
-          <w:szCs w:val="22"/>
-        </w:rPr>
-        <w:t>本文进一步证明，即使是紧凑字典（succinct dictionary）也能够达到这一保证。</w:t>
+      <w:r>
+        <w:t>我们可以无损地假设字典的生命周期只有 O(n) 次操作。实际上，更长的操作序列可以被分成大小为 O(n) 的阶段，并且字典可以在每个阶段从头重建（即，所有元素逐渐从一个字典实例移动到另一个新的字典实例）。重建成本可以分摊到整个阶段，从而保持操作渐近运行时间不变。²</w:t>
       </w:r>
     </w:p>
     <w:p>
-      <w:pPr>
-        <w:rPr>
-          <w:rFonts w:ascii="宋体" w:eastAsia="宋体" w:hAnsi="宋体"/>
-          <w:szCs w:val="22"/>
-        </w:rPr>
-      </w:pPr>
-      <w:r>
-        <w:rPr>
-          <w:rFonts w:ascii="宋体" w:eastAsia="宋体" w:hAnsi="宋体" w:hint="eastAsia"/>
-          <w:szCs w:val="22"/>
-        </w:rPr>
-        <w:t>最后，本文还构造了一种具有另一种极端概率特性的紧凑哈希表，它只使用</w:t>
-      </w:r>
-      <w:r>
-        <w:rPr>
-          <w:rFonts w:ascii="宋体" w:eastAsia="宋体" w:hAnsi="宋体"/>
-          <w:szCs w:val="22"/>
-        </w:rPr>
-        <w:t>O(</w:t>
-      </w:r>
-      <w:proofErr w:type="spellStart"/>
-      <w:r>
-        <w:rPr>
-          <w:rFonts w:ascii="宋体" w:eastAsia="宋体" w:hAnsi="宋体"/>
-          <w:szCs w:val="22"/>
-        </w:rPr>
-        <w:t>log</w:t>
-      </w:r>
-      <w:r>
-        <w:rPr>
-          <w:rFonts w:ascii="Cambria Math" w:eastAsia="宋体" w:hAnsi="Cambria Math" w:cs="Cambria Math"/>
-          <w:szCs w:val="22"/>
-        </w:rPr>
-        <w:t>⁡</w:t>
-      </w:r>
-      <w:r>
-        <w:rPr>
-          <w:rFonts w:ascii="宋体" w:eastAsia="宋体" w:hAnsi="宋体"/>
-          <w:szCs w:val="22"/>
-        </w:rPr>
-        <w:t>n</w:t>
-      </w:r>
-      <w:proofErr w:type="spellEnd"/>
-      <w:r>
-        <w:rPr>
-          <w:rFonts w:ascii="宋体" w:eastAsia="宋体" w:hAnsi="宋体"/>
-          <w:szCs w:val="22"/>
-        </w:rPr>
-        <w:t>)</w:t>
-      </w:r>
-      <w:proofErr w:type="gramStart"/>
-      <w:r>
-        <w:rPr>
-          <w:rFonts w:ascii="宋体" w:eastAsia="宋体" w:hAnsi="宋体"/>
-          <w:szCs w:val="22"/>
-        </w:rPr>
-        <w:t>个</w:t>
-      </w:r>
-      <w:proofErr w:type="gramEnd"/>
-      <w:r>
-        <w:rPr>
-          <w:rFonts w:ascii="宋体" w:eastAsia="宋体" w:hAnsi="宋体"/>
-          <w:szCs w:val="22"/>
-        </w:rPr>
-        <w:t>随机比特，同时保持1/poly(n)级别的失败概率。</w:t>
+      <w:r>
+        <w:t>由于每个阶段的生命周期只有 O(n) 次操作，我们可以用以下简单方法实现删除：简单地将元素标记为已删除，并推迟实际删除这些元素直到下一次重建。因此，在设计用于实现每个阶段的字典时，我们可以无损地假设执行的操作只有插入和查询。</w:t>
+      </w:r>
+    </w:p>
+    <w:p>
+      <w:r>
+        <w:t>因此，在整篇论文中，只要我们在讨论一个非 succinct 字典，我们将假设正在执行的操作序列长度为 O(n)，并且只包含插入和查询。</w:t>
       </w:r>
     </w:p>
     <w:p>
@@ -1151,7 +1096,6 @@
   <w:style w:type="character" w:default="1" w:styleId="a0">
     <w:name w:val="Default Paragraph Font"/>
     <w:uiPriority w:val="1"/>
-    <w:semiHidden/>
     <w:unhideWhenUsed/>
   </w:style>
   <w:style w:type="table" w:default="1" w:styleId="a1">
